--- a/Require doc/Adminmemberreg.docx
+++ b/Require doc/Adminmemberreg.docx
@@ -1,6 +1,6 @@
 
 <file path=word/document.xml><?xml version="1.0" encoding="utf-8"?>
-<w:document xmlns:wpc="http://schemas.microsoft.com/office/word/2010/wordprocessingCanvas" xmlns:cx="http://schemas.microsoft.com/office/drawing/2014/chartex" xmlns:cx1="http://schemas.microsoft.com/office/drawing/2015/9/8/chartex" xmlns:cx2="http://schemas.microsoft.com/office/drawing/2015/10/21/chartex" xmlns:cx3="http://schemas.microsoft.com/office/drawing/2016/5/9/chartex" xmlns:cx4="http://schemas.microsoft.com/office/drawing/2016/5/10/chartex" xmlns:cx5="http://schemas.microsoft.com/office/drawing/2016/5/11/chartex" xmlns:cx6="http://schemas.microsoft.com/office/drawing/2016/5/12/chartex" xmlns:cx7="http://schemas.microsoft.com/office/drawing/2016/5/13/chartex" xmlns:cx8="http://schemas.microsoft.com/office/drawing/2016/5/14/chartex" xmlns:mc="http://schemas.openxmlformats.org/markup-compatibility/2006" xmlns:aink="http://schemas.microsoft.com/office/drawing/2016/ink" xmlns:am3d="http://schemas.microsoft.com/office/drawing/2017/model3d" xmlns:o="urn:schemas-microsoft-com:office:office" xmlns:oel="http://schemas.microsoft.com/office/2019/extlst" xmlns:r="http://schemas.openxmlformats.org/officeDocument/2006/relationships" xmlns:m="http://schemas.openxmlformats.org/officeDocument/2006/math" xmlns:v="urn:schemas-microsoft-com:vml" xmlns:wp14="http://schemas.microsoft.com/office/word/2010/wordprocessingDrawing" xmlns:wp="http://schemas.openxmlformats.org/drawingml/2006/wordprocessingDrawing" xmlns:w10="urn:schemas-microsoft-com:office:word" xmlns:w="http://schemas.openxmlformats.org/wordprocessingml/2006/main" xmlns:w14="http://schemas.microsoft.com/office/word/2010/wordml" xmlns:w15="http://schemas.microsoft.com/office/word/2012/wordml" xmlns:w16cex="http://schemas.microsoft.com/office/word/2018/wordml/cex" xmlns:w16cid="http://schemas.microsoft.com/office/word/2016/wordml/cid" xmlns:w16="http://schemas.microsoft.com/office/word/2018/wordml" xmlns:w16du="http://schemas.microsoft.com/office/word/2023/wordml/word16du" xmlns:w16sdtdh="http://schemas.microsoft.com/office/word/2020/wordml/sdtdatahash" xmlns:w16sdtfl="http://schemas.microsoft.com/office/word/2024/wordml/sdtformatlock" xmlns:w16se="http://schemas.microsoft.com/office/word/2015/wordml/symex" xmlns:wpg="http://schemas.microsoft.com/office/word/2010/wordprocessingGroup" xmlns:wpi="http://schemas.microsoft.com/office/word/2010/wordprocessingInk" xmlns:wne="http://schemas.microsoft.com/office/word/2006/wordml" xmlns:wps="http://schemas.microsoft.com/office/word/2010/wordprocessingShape" mc:Ignorable="w14 w15 w16se w16cid w16 w16cex w16sdtdh w16sdtfl w16du wp14">
+<w:document xmlns:wpc="http://schemas.microsoft.com/office/word/2010/wordprocessingCanvas" xmlns:cx="http://schemas.microsoft.com/office/drawing/2014/chartex" xmlns:mc="http://schemas.openxmlformats.org/markup-compatibility/2006" xmlns:o="urn:schemas-microsoft-com:office:office" xmlns:r="http://schemas.openxmlformats.org/officeDocument/2006/relationships" xmlns:m="http://schemas.openxmlformats.org/officeDocument/2006/math" xmlns:v="urn:schemas-microsoft-com:vml" xmlns:wp14="http://schemas.microsoft.com/office/word/2010/wordprocessingDrawing" xmlns:wp="http://schemas.openxmlformats.org/drawingml/2006/wordprocessingDrawing" xmlns:w10="urn:schemas-microsoft-com:office:word" xmlns:w="http://schemas.openxmlformats.org/wordprocessingml/2006/main" xmlns:w14="http://schemas.microsoft.com/office/word/2010/wordml" xmlns:w15="http://schemas.microsoft.com/office/word/2012/wordml" xmlns:w16se="http://schemas.microsoft.com/office/word/2015/wordml/symex" xmlns:wpg="http://schemas.microsoft.com/office/word/2010/wordprocessingGroup" xmlns:wpi="http://schemas.microsoft.com/office/word/2010/wordprocessingInk" xmlns:wne="http://schemas.microsoft.com/office/word/2006/wordml" xmlns:wps="http://schemas.microsoft.com/office/word/2010/wordprocessingShape" mc:Ignorable="w14 w15 w16se wp14">
   <w:body>
     <w:p>
       <w:pPr>
@@ -13,131 +13,133 @@
         <w:rPr>
           <w:b/>
           <w:bCs/>
+          <w:highlight w:val="red"/>
         </w:rPr>
-        <w:t>1</w:t>
-      </w:r>
-      <w:r>
+        <w:t>1) Gym Member Registration</w:t>
+      </w:r>
+    </w:p>
+    <w:p>
+      <w:pPr>
+        <w:rPr>
+          <w:u w:val="single"/>
+        </w:rPr>
+      </w:pPr>
+      <w:r>
+        <w:rPr>
+          <w:u w:val="single"/>
+        </w:rPr>
+        <w:t>Member Registration Permissions</w:t>
+      </w:r>
+    </w:p>
+    <w:p>
+      <w:pPr>
+        <w:numPr>
+          <w:ilvl w:val="0"/>
+          <w:numId w:val="3"/>
+        </w:numPr>
+      </w:pPr>
+      <w:r>
+        <w:t>Members can be added by Gym Owners, Receptionists, Personal Trainers, or General Trainers</w:t>
+      </w:r>
+      <w:r>
+        <w:t xml:space="preserve"> or if gym admin give access to some of admin function to any member…as per setting done by Gym owner Admin</w:t>
+      </w:r>
+    </w:p>
+    <w:p>
+      <w:pPr>
+        <w:numPr>
+          <w:ilvl w:val="0"/>
+          <w:numId w:val="3"/>
+        </w:numPr>
+      </w:pPr>
+      <w:r>
+        <w:t>Gym Owners should be able to control role-based permissions from Settings, including:</w:t>
+      </w:r>
+    </w:p>
+    <w:p>
+      <w:pPr>
+        <w:numPr>
+          <w:ilvl w:val="1"/>
+          <w:numId w:val="3"/>
+        </w:numPr>
+      </w:pPr>
+      <w:r>
+        <w:t>Who can add new members</w:t>
+      </w:r>
+    </w:p>
+    <w:p>
+      <w:pPr>
+        <w:numPr>
+          <w:ilvl w:val="1"/>
+          <w:numId w:val="3"/>
+        </w:numPr>
+      </w:pPr>
+      <w:r>
+        <w:t>Who can edit member details</w:t>
+      </w:r>
+    </w:p>
+    <w:p>
+      <w:pPr>
+        <w:numPr>
+          <w:ilvl w:val="1"/>
+          <w:numId w:val="3"/>
+        </w:numPr>
+      </w:pPr>
+      <w:r>
+        <w:t>Who can view member information</w:t>
+      </w:r>
+    </w:p>
+    <w:p>
+      <w:pPr>
+        <w:numPr>
+          <w:ilvl w:val="1"/>
+          <w:numId w:val="3"/>
+        </w:numPr>
+      </w:pPr>
+      <w:r>
+        <w:t>Who can manage payments</w:t>
+      </w:r>
+    </w:p>
+    <w:p>
+      <w:pPr>
+        <w:numPr>
+          <w:ilvl w:val="1"/>
+          <w:numId w:val="3"/>
+        </w:numPr>
+      </w:pPr>
+      <w:r>
+        <w:t>Who can assign workout and diet plans</w:t>
+      </w:r>
+    </w:p>
+    <w:p>
+      <w:pPr>
+        <w:numPr>
+          <w:ilvl w:val="1"/>
+          <w:numId w:val="3"/>
+        </w:numPr>
+      </w:pPr>
+      <w:r>
+        <w:t>Who can access reports and analytics</w:t>
+      </w:r>
+    </w:p>
+    <w:p>
+      <w:pPr>
+        <w:numPr>
+          <w:ilvl w:val="0"/>
+          <w:numId w:val="3"/>
+        </w:numPr>
+      </w:pPr>
+      <w:r>
+        <w:t>Gym Owners should have full control over what each role can view and access within the admin panel.</w:t>
+      </w:r>
+    </w:p>
+    <w:p>
+      <w:pPr>
         <w:rPr>
           <w:b/>
           <w:bCs/>
         </w:rPr>
-        <w:t>) Gym Member Registration</w:t>
-      </w:r>
-    </w:p>
-    <w:p>
-      <w:pPr>
-        <w:rPr>
-          <w:u w:val="single"/>
-        </w:rPr>
-      </w:pPr>
-      <w:r>
-        <w:rPr>
-          <w:u w:val="single"/>
-        </w:rPr>
-        <w:t>Member Registration Permissions</w:t>
-      </w:r>
-    </w:p>
-    <w:p>
-      <w:pPr>
-        <w:numPr>
-          <w:ilvl w:val="0"/>
-          <w:numId w:val="3"/>
-        </w:numPr>
-      </w:pPr>
-      <w:r>
-        <w:t>Members can be added by Gym Owners, Receptionists, Personal Trainers, or General Trainers</w:t>
-      </w:r>
-      <w:r>
-        <w:t xml:space="preserve"> or if gym admin give access to some of admin function to any member…as per setting done by Gym owner Admin</w:t>
-      </w:r>
-    </w:p>
-    <w:p>
-      <w:pPr>
-        <w:numPr>
-          <w:ilvl w:val="0"/>
-          <w:numId w:val="3"/>
-        </w:numPr>
-      </w:pPr>
-      <w:r>
-        <w:t>Gym Owners should be able to control role-based permissions from Settings, including:</w:t>
-      </w:r>
-    </w:p>
-    <w:p>
-      <w:pPr>
-        <w:numPr>
-          <w:ilvl w:val="1"/>
-          <w:numId w:val="3"/>
-        </w:numPr>
-      </w:pPr>
-      <w:r>
-        <w:t>Who can add new members</w:t>
-      </w:r>
-    </w:p>
-    <w:p>
-      <w:pPr>
-        <w:numPr>
-          <w:ilvl w:val="1"/>
-          <w:numId w:val="3"/>
-        </w:numPr>
-      </w:pPr>
-      <w:r>
-        <w:t>Who can edit member details</w:t>
-      </w:r>
-    </w:p>
-    <w:p>
-      <w:pPr>
-        <w:numPr>
-          <w:ilvl w:val="1"/>
-          <w:numId w:val="3"/>
-        </w:numPr>
-      </w:pPr>
-      <w:r>
-        <w:t>Who can view member information</w:t>
-      </w:r>
-    </w:p>
-    <w:p>
-      <w:pPr>
-        <w:numPr>
-          <w:ilvl w:val="1"/>
-          <w:numId w:val="3"/>
-        </w:numPr>
-      </w:pPr>
-      <w:r>
-        <w:t>Who can manage payments</w:t>
-      </w:r>
-    </w:p>
-    <w:p>
-      <w:pPr>
-        <w:numPr>
-          <w:ilvl w:val="1"/>
-          <w:numId w:val="3"/>
-        </w:numPr>
-      </w:pPr>
-      <w:r>
-        <w:t>Who can assign workout and diet plans</w:t>
-      </w:r>
-    </w:p>
-    <w:p>
-      <w:pPr>
-        <w:numPr>
-          <w:ilvl w:val="1"/>
-          <w:numId w:val="3"/>
-        </w:numPr>
-      </w:pPr>
-      <w:r>
-        <w:t>Who can access reports and analytics</w:t>
-      </w:r>
-    </w:p>
-    <w:p>
-      <w:pPr>
-        <w:numPr>
-          <w:ilvl w:val="0"/>
-          <w:numId w:val="3"/>
-        </w:numPr>
-      </w:pPr>
-      <w:r>
-        <w:t>Gym Owners should have full control over what each role can view and access within the admin panel.</w:t>
-      </w:r>
+      </w:pPr>
     </w:p>
     <w:p>
       <w:pPr>
@@ -146,138 +148,115 @@
           <w:bCs/>
         </w:rPr>
       </w:pPr>
-    </w:p>
-    <w:p>
-      <w:pPr>
+      <w:r>
+        <w:rPr>
+          <w:b/>
+          <w:bCs/>
+          <w:highlight w:val="yellow"/>
+        </w:rPr>
+        <w:t>During Member Registration:</w:t>
+      </w:r>
+    </w:p>
+    <w:p>
+      <w:pPr>
+        <w:numPr>
+          <w:ilvl w:val="0"/>
+          <w:numId w:val="1"/>
+        </w:numPr>
+      </w:pPr>
+      <w:r>
+        <w:t>Select member goal:</w:t>
+      </w:r>
+    </w:p>
+    <w:p>
+      <w:pPr>
+        <w:numPr>
+          <w:ilvl w:val="1"/>
+          <w:numId w:val="1"/>
+        </w:numPr>
+      </w:pPr>
+      <w:r>
+        <w:t>Fat Loss</w:t>
+      </w:r>
+    </w:p>
+    <w:p>
+      <w:pPr>
+        <w:numPr>
+          <w:ilvl w:val="1"/>
+          <w:numId w:val="1"/>
+        </w:numPr>
+      </w:pPr>
+      <w:r>
+        <w:t>Muscle Gain</w:t>
+      </w:r>
+    </w:p>
+    <w:p>
+      <w:pPr>
+        <w:numPr>
+          <w:ilvl w:val="1"/>
+          <w:numId w:val="1"/>
+        </w:numPr>
+      </w:pPr>
+      <w:r>
+        <w:t>Maintenance</w:t>
+      </w:r>
+    </w:p>
+    <w:p>
+      <w:pPr>
+        <w:numPr>
+          <w:ilvl w:val="1"/>
+          <w:numId w:val="1"/>
+        </w:numPr>
+      </w:pPr>
+      <w:r>
+        <w:t>Professional Bodybuilding</w:t>
+      </w:r>
+    </w:p>
+    <w:p>
+      <w:pPr>
+        <w:numPr>
+          <w:ilvl w:val="0"/>
+          <w:numId w:val="1"/>
+        </w:numPr>
+      </w:pPr>
+      <w:r>
+        <w:t>Assign a trainer (General Trainer, Personal Trainer, or Group Class Trainer) during registration.</w:t>
+      </w:r>
+    </w:p>
+    <w:p>
+      <w:pPr>
+        <w:numPr>
+          <w:ilvl w:val="0"/>
+          <w:numId w:val="1"/>
+        </w:numPr>
+      </w:pPr>
+      <w:r>
+        <w:t>Record:</w:t>
+      </w:r>
+    </w:p>
+    <w:p>
+      <w:pPr>
+        <w:numPr>
+          <w:ilvl w:val="1"/>
+          <w:numId w:val="1"/>
+        </w:numPr>
         <w:rPr>
           <w:b/>
           <w:bCs/>
         </w:rPr>
       </w:pPr>
       <w:r>
+        <w:t>Current body measurements</w:t>
+      </w:r>
+      <w:r>
+        <w:t xml:space="preserve"> </w:t>
+      </w:r>
+      <w:r>
         <w:rPr>
           <w:b/>
           <w:bCs/>
         </w:rPr>
-        <w:t>During Member Registration:</w:t>
-      </w:r>
-    </w:p>
-    <w:p>
-      <w:pPr>
-        <w:numPr>
-          <w:ilvl w:val="0"/>
-          <w:numId w:val="1"/>
-        </w:numPr>
-      </w:pPr>
-      <w:r>
-        <w:t>Select member goal:</w:t>
-      </w:r>
-    </w:p>
-    <w:p>
-      <w:pPr>
-        <w:numPr>
-          <w:ilvl w:val="1"/>
-          <w:numId w:val="1"/>
-        </w:numPr>
-      </w:pPr>
-      <w:r>
-        <w:t>Fat Loss</w:t>
-      </w:r>
-    </w:p>
-    <w:p>
-      <w:pPr>
-        <w:numPr>
-          <w:ilvl w:val="1"/>
-          <w:numId w:val="1"/>
-        </w:numPr>
-      </w:pPr>
-      <w:r>
-        <w:t>Muscle Gain</w:t>
-      </w:r>
-    </w:p>
-    <w:p>
-      <w:pPr>
-        <w:numPr>
-          <w:ilvl w:val="1"/>
-          <w:numId w:val="1"/>
-        </w:numPr>
-      </w:pPr>
-      <w:r>
-        <w:t>Maintenance</w:t>
-      </w:r>
-    </w:p>
-    <w:p>
-      <w:pPr>
-        <w:numPr>
-          <w:ilvl w:val="1"/>
-          <w:numId w:val="1"/>
-        </w:numPr>
-      </w:pPr>
-      <w:r>
-        <w:t>Professional Bodybuilding</w:t>
-      </w:r>
-    </w:p>
-    <w:p>
-      <w:pPr>
-        <w:numPr>
-          <w:ilvl w:val="0"/>
-          <w:numId w:val="1"/>
-        </w:numPr>
-      </w:pPr>
-      <w:r>
-        <w:t>Assign a trainer (General Trainer, Personal Trainer, or Group Class Trainer) during registration.</w:t>
-      </w:r>
-    </w:p>
-    <w:p>
-      <w:pPr>
-        <w:numPr>
-          <w:ilvl w:val="0"/>
-          <w:numId w:val="1"/>
-        </w:numPr>
-      </w:pPr>
-      <w:r>
-        <w:t>Record:</w:t>
-      </w:r>
-    </w:p>
-    <w:p>
-      <w:pPr>
-        <w:numPr>
-          <w:ilvl w:val="1"/>
-          <w:numId w:val="1"/>
-        </w:numPr>
-        <w:rPr>
-          <w:b/>
-          <w:bCs/>
-        </w:rPr>
-      </w:pPr>
-      <w:r>
-        <w:t>Current body measurements</w:t>
-      </w:r>
-      <w:r>
-        <w:t xml:space="preserve"> </w:t>
-      </w:r>
-      <w:r>
-        <w:rPr>
-          <w:b/>
-          <w:bCs/>
-        </w:rPr>
-        <w:t xml:space="preserve">(Note- I am Sending Input </w:t>
-      </w:r>
-      <w:proofErr w:type="spellStart"/>
-      <w:r>
-        <w:rPr>
-          <w:b/>
-          <w:bCs/>
-        </w:rPr>
-        <w:t>parmeters</w:t>
-      </w:r>
-      <w:proofErr w:type="spellEnd"/>
-      <w:r>
-        <w:rPr>
-          <w:b/>
-          <w:bCs/>
-        </w:rPr>
-        <w:t xml:space="preserve"> needs to be taken by Gym Admin or their assigned members for tracking by using formulae</w:t>
+        <w:t>(Note- I am Sending Input parmeters needs to be taken by Gym Admin or their assigned members for tracking by using formulae</w:t>
       </w:r>
       <w:r>
         <w:rPr>
@@ -314,29 +293,8 @@
           <w:numId w:val="1"/>
         </w:numPr>
       </w:pPr>
-      <w:proofErr w:type="spellStart"/>
-      <w:r>
-        <w:t>Excercises</w:t>
-      </w:r>
-      <w:proofErr w:type="spellEnd"/>
-      <w:r>
-        <w:t xml:space="preserve"> routines to be done by members </w:t>
-      </w:r>
-      <w:proofErr w:type="spellStart"/>
-      <w:r>
-        <w:t>eg</w:t>
-      </w:r>
-      <w:proofErr w:type="spellEnd"/>
-      <w:r>
-        <w:t xml:space="preserve">- </w:t>
-      </w:r>
-      <w:proofErr w:type="spellStart"/>
-      <w:r>
-        <w:t>Pushpups</w:t>
-      </w:r>
-      <w:proofErr w:type="spellEnd"/>
-      <w:r>
-        <w:t>/Weightlifting/ sets etc</w:t>
+      <w:r>
+        <w:t>Excercises routines to be done by members eg- Pushpups/Weightlifting/ sets etc</w:t>
       </w:r>
     </w:p>
     <w:p>
@@ -350,13 +308,8 @@
         <w:t>Measurements</w:t>
       </w:r>
       <w:r>
-        <w:t>/diets/</w:t>
-      </w:r>
-      <w:proofErr w:type="spellStart"/>
-      <w:r>
-        <w:t>excercises</w:t>
-      </w:r>
-      <w:proofErr w:type="spellEnd"/>
+        <w:t>/diets/excercises</w:t>
+      </w:r>
       <w:r>
         <w:t xml:space="preserve"> should be updated every 15 days or monthly (as defined by the Gym Owner).</w:t>
       </w:r>
@@ -384,6 +337,7 @@
         <w:rPr>
           <w:b/>
           <w:bCs/>
+          <w:highlight w:val="yellow"/>
         </w:rPr>
         <w:t>Progress Tracking &amp; Notifications</w:t>
       </w:r>
@@ -400,12 +354,6 @@
       </w:r>
     </w:p>
     <w:p>
-      <w:pPr>
-        <w:numPr>
-          <w:ilvl w:val="0"/>
-          <w:numId w:val="2"/>
-        </w:numPr>
-      </w:pPr>
       <w:r>
         <w:t>Progress reports should include BMI, Ideal Weight, Lean Body Mass, and other health metrics</w:t>
       </w:r>
@@ -491,6 +439,7 @@
         <w:rPr>
           <w:b/>
           <w:bCs/>
+          <w:highlight w:val="yellow"/>
         </w:rPr>
         <w:t>2) Admin Announcement Module (Bulk Communication)</w:t>
       </w:r>
@@ -525,7 +474,7 @@
     <w:p>
       <w:r>
         <w:pict w14:anchorId="029E361F">
-          <v:rect id="_x0000_i1031" style="width:0;height:1.5pt" o:hralign="center" o:hrstd="t" o:hr="t" fillcolor="#a0a0a0" stroked="f"/>
+          <v:rect id="_x0000_i1025" style="width:0;height:1.5pt" o:hralign="center" o:hrstd="t" o:hr="t" fillcolor="#a0a0a0" stroked="f"/>
         </w:pict>
       </w:r>
     </w:p>
@@ -791,7 +740,15 @@
           <w:b/>
           <w:bCs/>
         </w:rPr>
-        <w:t>5) Gym Member Leaderboard &amp; Ranking System</w:t>
+        <w:t xml:space="preserve">5) </w:t>
+      </w:r>
+      <w:r>
+        <w:rPr>
+          <w:b/>
+          <w:bCs/>
+          <w:highlight w:val="yellow"/>
+        </w:rPr>
+        <w:t>Gym Member Leaderboard &amp; Ranking System</w:t>
       </w:r>
     </w:p>
     <w:p>
@@ -822,43 +779,30 @@
           <w:b/>
           <w:bCs/>
         </w:rPr>
-        <w:t xml:space="preserve">Note- I am sending </w:t>
-      </w:r>
-      <w:r>
+        <w:t>Note- I am sending these formulae in another sheet.</w:t>
+      </w:r>
+    </w:p>
+    <w:p>
+      <w:pPr>
         <w:rPr>
           <w:b/>
           <w:bCs/>
         </w:rPr>
-        <w:t>these formulae</w:t>
-      </w:r>
+      </w:pPr>
       <w:r>
         <w:rPr>
           <w:b/>
           <w:bCs/>
         </w:rPr>
-        <w:t xml:space="preserve"> in another sheet.</w:t>
-      </w:r>
-    </w:p>
-    <w:p>
-      <w:pPr>
+        <w:t>6</w:t>
+      </w:r>
+      <w:r>
         <w:rPr>
           <w:b/>
           <w:bCs/>
+          <w:highlight w:val="yellow"/>
         </w:rPr>
-      </w:pPr>
-      <w:r>
-        <w:rPr>
-          <w:b/>
-          <w:bCs/>
-        </w:rPr>
-        <w:t xml:space="preserve">6) </w:t>
-      </w:r>
-      <w:r>
-        <w:rPr>
-          <w:b/>
-          <w:bCs/>
-        </w:rPr>
-        <w:t>Attendance Alert System</w:t>
+        <w:t>) Attendance Alert System</w:t>
       </w:r>
     </w:p>
     <w:p>
@@ -866,15 +810,7 @@
         <w:t>The system will automatically categorize members based on their attendance percentage and send alerts to both members and gym administrators</w:t>
       </w:r>
       <w:r>
-        <w:t xml:space="preserve"> via selecting setting options for notification to be sent via in built App/webapp or </w:t>
-      </w:r>
-      <w:proofErr w:type="spellStart"/>
-      <w:r>
-        <w:t>whts</w:t>
-      </w:r>
-      <w:proofErr w:type="spellEnd"/>
-      <w:r>
-        <w:t xml:space="preserve"> app messages</w:t>
+        <w:t xml:space="preserve"> via selecting setting options for notification to be sent via in built App/webapp or whts app messages</w:t>
       </w:r>
     </w:p>
     <w:tbl>
@@ -1478,7 +1414,15 @@
           <w:b/>
           <w:bCs/>
         </w:rPr>
-        <w:t>7) Inventory &amp; Equipment Management Module</w:t>
+        <w:t xml:space="preserve">7) </w:t>
+      </w:r>
+      <w:r>
+        <w:rPr>
+          <w:b/>
+          <w:bCs/>
+          <w:highlight w:val="yellow"/>
+        </w:rPr>
+        <w:t>Inventory &amp; Equipment Management Module</w:t>
       </w:r>
     </w:p>
     <w:p>
@@ -1726,7 +1670,12 @@
         </w:numPr>
       </w:pPr>
       <w:r>
-        <w:t>Reduced operational inefficiencies and stock shortages.</w:t>
+        <w:t>Reduced operational inefficiencies and stoc</w:t>
+      </w:r>
+      <w:bookmarkStart w:id="0" w:name="_GoBack"/>
+      <w:bookmarkEnd w:id="0"/>
+      <w:r>
+        <w:t>k shortages.</w:t>
       </w:r>
     </w:p>
     <w:p>
@@ -1753,17 +1702,8 @@
           <w:sz w:val="28"/>
           <w:szCs w:val="28"/>
         </w:rPr>
-        <w:t xml:space="preserve">The way of sending these messages will be selected by setting that this notification will be sent via inbuilt app/webapp or </w:t>
-      </w:r>
-      <w:proofErr w:type="spellStart"/>
-      <w:r>
-        <w:rPr>
-          <w:sz w:val="28"/>
-          <w:szCs w:val="28"/>
-        </w:rPr>
-        <w:t>whatsap</w:t>
-      </w:r>
-      <w:proofErr w:type="spellEnd"/>
+        <w:t>The way of sending these messages will be selected by setting that this notification will be sent via inbuilt app/webapp or whatsap</w:t>
+      </w:r>
     </w:p>
     <w:p/>
     <w:sectPr>
@@ -1777,7 +1717,7 @@
 </file>
 
 <file path=word/numbering.xml><?xml version="1.0" encoding="utf-8"?>
-<w:numbering xmlns:wpc="http://schemas.microsoft.com/office/word/2010/wordprocessingCanvas" xmlns:cx="http://schemas.microsoft.com/office/drawing/2014/chartex" xmlns:cx1="http://schemas.microsoft.com/office/drawing/2015/9/8/chartex" xmlns:cx2="http://schemas.microsoft.com/office/drawing/2015/10/21/chartex" xmlns:cx3="http://schemas.microsoft.com/office/drawing/2016/5/9/chartex" xmlns:cx4="http://schemas.microsoft.com/office/drawing/2016/5/10/chartex" xmlns:cx5="http://schemas.microsoft.com/office/drawing/2016/5/11/chartex" xmlns:cx6="http://schemas.microsoft.com/office/drawing/2016/5/12/chartex" xmlns:cx7="http://schemas.microsoft.com/office/drawing/2016/5/13/chartex" xmlns:cx8="http://schemas.microsoft.com/office/drawing/2016/5/14/chartex" xmlns:mc="http://schemas.openxmlformats.org/markup-compatibility/2006" xmlns:aink="http://schemas.microsoft.com/office/drawing/2016/ink" xmlns:am3d="http://schemas.microsoft.com/office/drawing/2017/model3d" xmlns:o="urn:schemas-microsoft-com:office:office" xmlns:oel="http://schemas.microsoft.com/office/2019/extlst" xmlns:r="http://schemas.openxmlformats.org/officeDocument/2006/relationships" xmlns:m="http://schemas.openxmlformats.org/officeDocument/2006/math" xmlns:v="urn:schemas-microsoft-com:vml" xmlns:wp14="http://schemas.microsoft.com/office/word/2010/wordprocessingDrawing" xmlns:wp="http://schemas.openxmlformats.org/drawingml/2006/wordprocessingDrawing" xmlns:w10="urn:schemas-microsoft-com:office:word" xmlns:w="http://schemas.openxmlformats.org/wordprocessingml/2006/main" xmlns:w14="http://schemas.microsoft.com/office/word/2010/wordml" xmlns:w15="http://schemas.microsoft.com/office/word/2012/wordml" xmlns:w16cex="http://schemas.microsoft.com/office/word/2018/wordml/cex" xmlns:w16cid="http://schemas.microsoft.com/office/word/2016/wordml/cid" xmlns:w16="http://schemas.microsoft.com/office/word/2018/wordml" xmlns:w16du="http://schemas.microsoft.com/office/word/2023/wordml/word16du" xmlns:w16sdtdh="http://schemas.microsoft.com/office/word/2020/wordml/sdtdatahash" xmlns:w16sdtfl="http://schemas.microsoft.com/office/word/2024/wordml/sdtformatlock" xmlns:w16se="http://schemas.microsoft.com/office/word/2015/wordml/symex" xmlns:wpg="http://schemas.microsoft.com/office/word/2010/wordprocessingGroup" xmlns:wpi="http://schemas.microsoft.com/office/word/2010/wordprocessingInk" xmlns:wne="http://schemas.microsoft.com/office/word/2006/wordml" xmlns:wps="http://schemas.microsoft.com/office/word/2010/wordprocessingShape" mc:Ignorable="w14 w15 w16se w16cid w16 w16cex w16sdtdh w16sdtfl w16du wp14">
+<w:numbering xmlns:wpc="http://schemas.microsoft.com/office/word/2010/wordprocessingCanvas" xmlns:cx="http://schemas.microsoft.com/office/drawing/2014/chartex" xmlns:mc="http://schemas.openxmlformats.org/markup-compatibility/2006" xmlns:o="urn:schemas-microsoft-com:office:office" xmlns:r="http://schemas.openxmlformats.org/officeDocument/2006/relationships" xmlns:m="http://schemas.openxmlformats.org/officeDocument/2006/math" xmlns:v="urn:schemas-microsoft-com:vml" xmlns:wp14="http://schemas.microsoft.com/office/word/2010/wordprocessingDrawing" xmlns:wp="http://schemas.openxmlformats.org/drawingml/2006/wordprocessingDrawing" xmlns:w10="urn:schemas-microsoft-com:office:word" xmlns:w="http://schemas.openxmlformats.org/wordprocessingml/2006/main" xmlns:w14="http://schemas.microsoft.com/office/word/2010/wordml" xmlns:w15="http://schemas.microsoft.com/office/word/2012/wordml" xmlns:w16se="http://schemas.microsoft.com/office/word/2015/wordml/symex" xmlns:wpg="http://schemas.microsoft.com/office/word/2010/wordprocessingGroup" xmlns:wpi="http://schemas.microsoft.com/office/word/2010/wordprocessingInk" xmlns:wne="http://schemas.microsoft.com/office/word/2006/wordml" xmlns:wps="http://schemas.microsoft.com/office/word/2010/wordprocessingShape" mc:Ignorable="w14 w15 w16se wp14">
   <w:abstractNum w:abstractNumId="0" w15:restartNumberingAfterBreak="0">
     <w:nsid w:val="05B22EFF"/>
     <w:multiLevelType w:val="multilevel"/>
@@ -4013,56 +3953,56 @@
       </w:rPr>
     </w:lvl>
   </w:abstractNum>
-  <w:num w:numId="1" w16cid:durableId="1545436164">
+  <w:num w:numId="1">
     <w:abstractNumId w:val="3"/>
   </w:num>
-  <w:num w:numId="2" w16cid:durableId="1314094958">
+  <w:num w:numId="2">
     <w:abstractNumId w:val="0"/>
   </w:num>
-  <w:num w:numId="3" w16cid:durableId="1515994856">
+  <w:num w:numId="3">
     <w:abstractNumId w:val="7"/>
   </w:num>
-  <w:num w:numId="4" w16cid:durableId="666131062">
+  <w:num w:numId="4">
     <w:abstractNumId w:val="14"/>
   </w:num>
-  <w:num w:numId="5" w16cid:durableId="1833833743">
+  <w:num w:numId="5">
     <w:abstractNumId w:val="5"/>
   </w:num>
-  <w:num w:numId="6" w16cid:durableId="1752848720">
+  <w:num w:numId="6">
     <w:abstractNumId w:val="4"/>
   </w:num>
-  <w:num w:numId="7" w16cid:durableId="853960301">
+  <w:num w:numId="7">
     <w:abstractNumId w:val="2"/>
   </w:num>
-  <w:num w:numId="8" w16cid:durableId="1465659129">
+  <w:num w:numId="8">
     <w:abstractNumId w:val="11"/>
   </w:num>
-  <w:num w:numId="9" w16cid:durableId="1193498915">
+  <w:num w:numId="9">
     <w:abstractNumId w:val="6"/>
   </w:num>
-  <w:num w:numId="10" w16cid:durableId="36902072">
+  <w:num w:numId="10">
     <w:abstractNumId w:val="10"/>
   </w:num>
-  <w:num w:numId="11" w16cid:durableId="1965915793">
+  <w:num w:numId="11">
     <w:abstractNumId w:val="12"/>
   </w:num>
-  <w:num w:numId="12" w16cid:durableId="1907643419">
+  <w:num w:numId="12">
     <w:abstractNumId w:val="8"/>
   </w:num>
-  <w:num w:numId="13" w16cid:durableId="1823279630">
+  <w:num w:numId="13">
     <w:abstractNumId w:val="9"/>
   </w:num>
-  <w:num w:numId="14" w16cid:durableId="1012951093">
+  <w:num w:numId="14">
     <w:abstractNumId w:val="13"/>
   </w:num>
-  <w:num w:numId="15" w16cid:durableId="755133200">
+  <w:num w:numId="15">
     <w:abstractNumId w:val="1"/>
   </w:num>
 </w:numbering>
 </file>
 
 <file path=word/styles.xml><?xml version="1.0" encoding="utf-8"?>
-<w:styles xmlns:mc="http://schemas.openxmlformats.org/markup-compatibility/2006" xmlns:r="http://schemas.openxmlformats.org/officeDocument/2006/relationships" xmlns:w="http://schemas.openxmlformats.org/wordprocessingml/2006/main" xmlns:w14="http://schemas.microsoft.com/office/word/2010/wordml" xmlns:w15="http://schemas.microsoft.com/office/word/2012/wordml" xmlns:w16cex="http://schemas.microsoft.com/office/word/2018/wordml/cex" xmlns:w16cid="http://schemas.microsoft.com/office/word/2016/wordml/cid" xmlns:w16="http://schemas.microsoft.com/office/word/2018/wordml" xmlns:w16du="http://schemas.microsoft.com/office/word/2023/wordml/word16du" xmlns:w16sdtdh="http://schemas.microsoft.com/office/word/2020/wordml/sdtdatahash" xmlns:w16sdtfl="http://schemas.microsoft.com/office/word/2024/wordml/sdtformatlock" xmlns:w16se="http://schemas.microsoft.com/office/word/2015/wordml/symex" mc:Ignorable="w14 w15 w16se w16cid w16 w16cex w16sdtdh w16sdtfl w16du">
+<w:styles xmlns:mc="http://schemas.openxmlformats.org/markup-compatibility/2006" xmlns:r="http://schemas.openxmlformats.org/officeDocument/2006/relationships" xmlns:w="http://schemas.openxmlformats.org/wordprocessingml/2006/main" xmlns:w14="http://schemas.microsoft.com/office/word/2010/wordml" xmlns:w15="http://schemas.microsoft.com/office/word/2012/wordml" xmlns:w16se="http://schemas.microsoft.com/office/word/2015/wordml/symex" mc:Ignorable="w14 w15 w16se">
   <w:docDefaults>
     <w:rPrDefault>
       <w:rPr>
@@ -4080,7 +4020,7 @@
       </w:pPr>
     </w:pPrDefault>
   </w:docDefaults>
-  <w:latentStyles w:defLockedState="0" w:defUIPriority="99" w:defSemiHidden="0" w:defUnhideWhenUsed="0" w:defQFormat="0" w:count="376">
+  <w:latentStyles w:defLockedState="0" w:defUIPriority="99" w:defSemiHidden="0" w:defUnhideWhenUsed="0" w:defQFormat="0" w:count="371">
     <w:lsdException w:name="Normal" w:uiPriority="0" w:qFormat="1"/>
     <w:lsdException w:name="heading 1" w:uiPriority="9" w:qFormat="1"/>
     <w:lsdException w:name="heading 2" w:semiHidden="1" w:uiPriority="9" w:unhideWhenUsed="1" w:qFormat="1"/>
@@ -4452,11 +4392,6 @@
     <w:lsdException w:name="List Table 5 Dark Accent 6" w:uiPriority="50"/>
     <w:lsdException w:name="List Table 6 Colorful Accent 6" w:uiPriority="51"/>
     <w:lsdException w:name="List Table 7 Colorful Accent 6" w:uiPriority="52"/>
-    <w:lsdException w:name="Mention" w:semiHidden="1" w:unhideWhenUsed="1"/>
-    <w:lsdException w:name="Smart Hyperlink" w:semiHidden="1" w:unhideWhenUsed="1"/>
-    <w:lsdException w:name="Hashtag" w:semiHidden="1" w:unhideWhenUsed="1"/>
-    <w:lsdException w:name="Unresolved Mention" w:semiHidden="1" w:unhideWhenUsed="1"/>
-    <w:lsdException w:name="Smart Link" w:semiHidden="1" w:unhideWhenUsed="1"/>
   </w:latentStyles>
   <w:style w:type="paragraph" w:default="1" w:styleId="Normal">
     <w:name w:val="Normal"/>
@@ -4665,6 +4600,7 @@
   <w:style w:type="character" w:default="1" w:styleId="DefaultParagraphFont">
     <w:name w:val="Default Paragraph Font"/>
     <w:uiPriority w:val="1"/>
+    <w:semiHidden/>
     <w:unhideWhenUsed/>
   </w:style>
   <w:style w:type="table" w:default="1" w:styleId="TableNormal">
@@ -4979,6 +4915,104 @@
       <w:spacing w:val="5"/>
     </w:rPr>
   </w:style>
+  <w:style w:type="character" w:styleId="CommentReference">
+    <w:name w:val="annotation reference"/>
+    <w:basedOn w:val="DefaultParagraphFont"/>
+    <w:uiPriority w:val="99"/>
+    <w:semiHidden/>
+    <w:unhideWhenUsed/>
+    <w:rsid w:val="005B1C26"/>
+    <w:rPr>
+      <w:sz w:val="16"/>
+      <w:szCs w:val="16"/>
+    </w:rPr>
+  </w:style>
+  <w:style w:type="paragraph" w:styleId="CommentText">
+    <w:name w:val="annotation text"/>
+    <w:basedOn w:val="Normal"/>
+    <w:link w:val="CommentTextChar"/>
+    <w:uiPriority w:val="99"/>
+    <w:semiHidden/>
+    <w:unhideWhenUsed/>
+    <w:rsid w:val="005B1C26"/>
+    <w:pPr>
+      <w:spacing w:line="240" w:lineRule="auto"/>
+    </w:pPr>
+    <w:rPr>
+      <w:sz w:val="20"/>
+      <w:szCs w:val="20"/>
+    </w:rPr>
+  </w:style>
+  <w:style w:type="character" w:customStyle="1" w:styleId="CommentTextChar">
+    <w:name w:val="Comment Text Char"/>
+    <w:basedOn w:val="DefaultParagraphFont"/>
+    <w:link w:val="CommentText"/>
+    <w:uiPriority w:val="99"/>
+    <w:semiHidden/>
+    <w:rsid w:val="005B1C26"/>
+    <w:rPr>
+      <w:sz w:val="20"/>
+      <w:szCs w:val="20"/>
+    </w:rPr>
+  </w:style>
+  <w:style w:type="paragraph" w:styleId="CommentSubject">
+    <w:name w:val="annotation subject"/>
+    <w:basedOn w:val="CommentText"/>
+    <w:next w:val="CommentText"/>
+    <w:link w:val="CommentSubjectChar"/>
+    <w:uiPriority w:val="99"/>
+    <w:semiHidden/>
+    <w:unhideWhenUsed/>
+    <w:rsid w:val="005B1C26"/>
+    <w:rPr>
+      <w:b/>
+      <w:bCs/>
+    </w:rPr>
+  </w:style>
+  <w:style w:type="character" w:customStyle="1" w:styleId="CommentSubjectChar">
+    <w:name w:val="Comment Subject Char"/>
+    <w:basedOn w:val="CommentTextChar"/>
+    <w:link w:val="CommentSubject"/>
+    <w:uiPriority w:val="99"/>
+    <w:semiHidden/>
+    <w:rsid w:val="005B1C26"/>
+    <w:rPr>
+      <w:b/>
+      <w:bCs/>
+      <w:sz w:val="20"/>
+      <w:szCs w:val="20"/>
+    </w:rPr>
+  </w:style>
+  <w:style w:type="paragraph" w:styleId="BalloonText">
+    <w:name w:val="Balloon Text"/>
+    <w:basedOn w:val="Normal"/>
+    <w:link w:val="BalloonTextChar"/>
+    <w:uiPriority w:val="99"/>
+    <w:semiHidden/>
+    <w:unhideWhenUsed/>
+    <w:rsid w:val="005B1C26"/>
+    <w:pPr>
+      <w:spacing w:after="0" w:line="240" w:lineRule="auto"/>
+    </w:pPr>
+    <w:rPr>
+      <w:rFonts w:ascii="Segoe UI" w:hAnsi="Segoe UI" w:cs="Segoe UI"/>
+      <w:sz w:val="18"/>
+      <w:szCs w:val="18"/>
+    </w:rPr>
+  </w:style>
+  <w:style w:type="character" w:customStyle="1" w:styleId="BalloonTextChar">
+    <w:name w:val="Balloon Text Char"/>
+    <w:basedOn w:val="DefaultParagraphFont"/>
+    <w:link w:val="BalloonText"/>
+    <w:uiPriority w:val="99"/>
+    <w:semiHidden/>
+    <w:rsid w:val="005B1C26"/>
+    <w:rPr>
+      <w:rFonts w:ascii="Segoe UI" w:hAnsi="Segoe UI" w:cs="Segoe UI"/>
+      <w:sz w:val="18"/>
+      <w:szCs w:val="18"/>
+    </w:rPr>
+  </w:style>
 </w:styles>
 </file>
 
